--- a/实验二_软件架构设计与微服务拆分/02_事件风暴与上下文映射图.docx
+++ b/实验二_软件架构设计与微服务拆分/02_事件风暴与上下文映射图.docx
@@ -1434,6 +1434,66 @@
       </w:tr>
     </w:tbl>
     <w:p/>
+    <w:p>
+      <w:r>
+        <w:br w:type="page"/>
+      </w:r>
+    </w:p>
+    <w:p>
+      <w:pPr>
+        <w:pStyle w:val="Heading1"/>
+      </w:pPr>
+      <w:r>
+        <w:t>图示补充（本次补图）</w:t>
+      </w:r>
+    </w:p>
+    <w:p>
+      <w:pPr>
+        <w:jc w:val="center"/>
+      </w:pPr>
+      <w:r>
+        <w:drawing>
+          <wp:inline xmlns:a="http://schemas.openxmlformats.org/drawingml/2006/main" xmlns:pic="http://schemas.openxmlformats.org/drawingml/2006/picture">
+            <wp:extent cx="5760720" cy="3420427"/>
+            <wp:docPr id="1" name="Picture 1"/>
+            <wp:cNvGraphicFramePr>
+              <a:graphicFrameLocks noChangeAspect="1"/>
+            </wp:cNvGraphicFramePr>
+            <a:graphic>
+              <a:graphicData uri="http://schemas.openxmlformats.org/drawingml/2006/picture">
+                <pic:pic>
+                  <pic:nvPicPr>
+                    <pic:cNvPr id="0" name="lab2_service_split_flow.png"/>
+                    <pic:cNvPicPr/>
+                  </pic:nvPicPr>
+                  <pic:blipFill>
+                    <a:blip r:embed="rId9"/>
+                    <a:stretch>
+                      <a:fillRect/>
+                    </a:stretch>
+                  </pic:blipFill>
+                  <pic:spPr>
+                    <a:xfrm>
+                      <a:off x="0" y="0"/>
+                      <a:ext cx="5760720" cy="3420427"/>
+                    </a:xfrm>
+                    <a:prstGeom prst="rect"/>
+                  </pic:spPr>
+                </pic:pic>
+              </a:graphicData>
+            </a:graphic>
+          </wp:inline>
+        </w:drawing>
+      </w:r>
+    </w:p>
+    <w:p>
+      <w:pPr>
+        <w:jc w:val="center"/>
+      </w:pPr>
+      <w:r>
+        <w:t>图2-2 事件风暴到微服务拆分流程</w:t>
+      </w:r>
+    </w:p>
     <w:sectPr>
       <w:pgSz w:w="12240" w:h="15840"/>
       <w:pgMar w:top="1134" w:right="1247" w:bottom="1134" w:left="1247" w:header="720" w:footer="720" w:gutter="0"/>

--- a/实验二_软件架构设计与微服务拆分/02_事件风暴与上下文映射图.docx
+++ b/实验二_软件架构设计与微服务拆分/02_事件风暴与上下文映射图.docx
@@ -673,6 +673,58 @@
           <w:p>
             <w:r>
               <w:t>Big Picture 阶段识别业务事件和外部系统；Process Modeling 阶段串联预约、点单、支付、健康打卡、运营分析；Software Modeling 阶段把事件聚合到 8 个限界上下文，并标注 Customer-Supplier、Conformist、ACL、Published Language 等关系。</w:t>
+            </w:r>
+          </w:p>
+          <w:p>
+            <w:pPr>
+              <w:spacing w:before="0" w:after="0"/>
+            </w:pPr>
+          </w:p>
+          <w:p>
+            <w:pPr>
+              <w:jc w:val="center"/>
+            </w:pPr>
+            <w:r>
+              <w:drawing>
+                <wp:inline xmlns:a="http://schemas.openxmlformats.org/drawingml/2006/main" xmlns:pic="http://schemas.openxmlformats.org/drawingml/2006/picture">
+                  <wp:extent cx="4983480" cy="2958941"/>
+                  <wp:docPr id="1" name="Picture 1"/>
+                  <wp:cNvGraphicFramePr>
+                    <a:graphicFrameLocks noChangeAspect="1"/>
+                  </wp:cNvGraphicFramePr>
+                  <a:graphic>
+                    <a:graphicData uri="http://schemas.openxmlformats.org/drawingml/2006/picture">
+                      <pic:pic>
+                        <pic:nvPicPr>
+                          <pic:cNvPr id="0" name="image.png"/>
+                          <pic:cNvPicPr/>
+                        </pic:nvPicPr>
+                        <pic:blipFill>
+                          <a:blip r:embed="rId9"/>
+                          <a:stretch>
+                            <a:fillRect/>
+                          </a:stretch>
+                        </pic:blipFill>
+                        <pic:spPr>
+                          <a:xfrm>
+                            <a:off x="0" y="0"/>
+                            <a:ext cx="4983480" cy="2958941"/>
+                          </a:xfrm>
+                          <a:prstGeom prst="rect"/>
+                        </pic:spPr>
+                      </pic:pic>
+                    </a:graphicData>
+                  </a:graphic>
+                </wp:inline>
+              </w:drawing>
+            </w:r>
+          </w:p>
+          <w:p>
+            <w:pPr>
+              <w:jc w:val="center"/>
+            </w:pPr>
+            <w:r>
+              <w:t>图2-2 事件风暴到微服务拆分流程</w:t>
             </w:r>
           </w:p>
         </w:tc>
@@ -1434,66 +1486,6 @@
       </w:tr>
     </w:tbl>
     <w:p/>
-    <w:p>
-      <w:r>
-        <w:br w:type="page"/>
-      </w:r>
-    </w:p>
-    <w:p>
-      <w:pPr>
-        <w:pStyle w:val="Heading1"/>
-      </w:pPr>
-      <w:r>
-        <w:t>图示补充（本次补图）</w:t>
-      </w:r>
-    </w:p>
-    <w:p>
-      <w:pPr>
-        <w:jc w:val="center"/>
-      </w:pPr>
-      <w:r>
-        <w:drawing>
-          <wp:inline xmlns:a="http://schemas.openxmlformats.org/drawingml/2006/main" xmlns:pic="http://schemas.openxmlformats.org/drawingml/2006/picture">
-            <wp:extent cx="5760720" cy="3420427"/>
-            <wp:docPr id="1" name="Picture 1"/>
-            <wp:cNvGraphicFramePr>
-              <a:graphicFrameLocks noChangeAspect="1"/>
-            </wp:cNvGraphicFramePr>
-            <a:graphic>
-              <a:graphicData uri="http://schemas.openxmlformats.org/drawingml/2006/picture">
-                <pic:pic>
-                  <pic:nvPicPr>
-                    <pic:cNvPr id="0" name="lab2_service_split_flow.png"/>
-                    <pic:cNvPicPr/>
-                  </pic:nvPicPr>
-                  <pic:blipFill>
-                    <a:blip r:embed="rId9"/>
-                    <a:stretch>
-                      <a:fillRect/>
-                    </a:stretch>
-                  </pic:blipFill>
-                  <pic:spPr>
-                    <a:xfrm>
-                      <a:off x="0" y="0"/>
-                      <a:ext cx="5760720" cy="3420427"/>
-                    </a:xfrm>
-                    <a:prstGeom prst="rect"/>
-                  </pic:spPr>
-                </pic:pic>
-              </a:graphicData>
-            </a:graphic>
-          </wp:inline>
-        </w:drawing>
-      </w:r>
-    </w:p>
-    <w:p>
-      <w:pPr>
-        <w:jc w:val="center"/>
-      </w:pPr>
-      <w:r>
-        <w:t>图2-2 事件风暴到微服务拆分流程</w:t>
-      </w:r>
-    </w:p>
     <w:sectPr>
       <w:pgSz w:w="12240" w:h="15840"/>
       <w:pgMar w:top="1134" w:right="1247" w:bottom="1134" w:left="1247" w:header="720" w:footer="720" w:gutter="0"/>

--- a/实验二_软件架构设计与微服务拆分/02_事件风暴与上下文映射图.docx
+++ b/实验二_软件架构设计与微服务拆分/02_事件风暴与上下文映射图.docx
@@ -687,7 +687,7 @@
             <w:r>
               <w:drawing>
                 <wp:inline xmlns:a="http://schemas.openxmlformats.org/drawingml/2006/main" xmlns:pic="http://schemas.openxmlformats.org/drawingml/2006/picture">
-                  <wp:extent cx="4983480" cy="2958941"/>
+                  <wp:extent cx="4983480" cy="3266948"/>
                   <wp:docPr id="1" name="Picture 1"/>
                   <wp:cNvGraphicFramePr>
                     <a:graphicFrameLocks noChangeAspect="1"/>
@@ -696,11 +696,11 @@
                     <a:graphicData uri="http://schemas.openxmlformats.org/drawingml/2006/picture">
                       <pic:pic>
                         <pic:nvPicPr>
-                          <pic:cNvPr id="0" name="image.png"/>
+                          <pic:cNvPr id="0" name="lab2_service_split_flow.png"/>
                           <pic:cNvPicPr/>
                         </pic:nvPicPr>
                         <pic:blipFill>
-                          <a:blip r:embed="rId9"/>
+                          <a:blip r:embed="rId11"/>
                           <a:stretch>
                             <a:fillRect/>
                           </a:stretch>
@@ -708,7 +708,7 @@
                         <pic:spPr>
                           <a:xfrm>
                             <a:off x="0" y="0"/>
-                            <a:ext cx="4983480" cy="2958941"/>
+                            <a:ext cx="4983480" cy="3266948"/>
                           </a:xfrm>
                           <a:prstGeom prst="rect"/>
                         </pic:spPr>

--- a/实验二_软件架构设计与微服务拆分/02_事件风暴与上下文映射图.docx
+++ b/实验二_软件架构设计与微服务拆分/02_事件风暴与上下文映射图.docx
@@ -687,8 +687,8 @@
             <w:r>
               <w:drawing>
                 <wp:inline xmlns:a="http://schemas.openxmlformats.org/drawingml/2006/main" xmlns:pic="http://schemas.openxmlformats.org/drawingml/2006/picture">
-                  <wp:extent cx="4983480" cy="3266948"/>
-                  <wp:docPr id="1" name="Picture 1"/>
+                  <wp:extent cx="5349240" cy="2436876"/>
+                  <wp:docPr id="5" name="Picture 5"/>
                   <wp:cNvGraphicFramePr>
                     <a:graphicFrameLocks noChangeAspect="1"/>
                   </wp:cNvGraphicFramePr>
@@ -696,11 +696,11 @@
                     <a:graphicData uri="http://schemas.openxmlformats.org/drawingml/2006/picture">
                       <pic:pic>
                         <pic:nvPicPr>
-                          <pic:cNvPr id="0" name="lab2_service_split_flow.png"/>
+                          <pic:cNvPr id="0" name="image.png"/>
                           <pic:cNvPicPr/>
                         </pic:nvPicPr>
                         <pic:blipFill>
-                          <a:blip r:embed="rId11"/>
+                          <a:blip r:embed="rId12"/>
                           <a:stretch>
                             <a:fillRect/>
                           </a:stretch>
@@ -708,7 +708,7 @@
                         <pic:spPr>
                           <a:xfrm>
                             <a:off x="0" y="0"/>
-                            <a:ext cx="4983480" cy="3266948"/>
+                            <a:ext cx="5349240" cy="2436876"/>
                           </a:xfrm>
                           <a:prstGeom prst="rect"/>
                         </pic:spPr>
@@ -724,7 +724,7 @@
               <w:jc w:val="center"/>
             </w:pPr>
             <w:r>
-              <w:t>图2-2 事件风暴到微服务拆分流程</w:t>
+              <w:t>图2-2a 事件风暴到限界上下文拆分流程</w:t>
             </w:r>
           </w:p>
         </w:tc>
@@ -1433,6 +1433,53 @@
               <w:t>上下文映射文字图：会员上下文 --Customer/Supplier--&gt; 预约上下文；门店上下文 --Customer/Supplier--&gt; 预约上下文；猫咪档案上下文 --Published Language--&gt; 推荐上下文；预约上下文 --Published Language/Event--&gt; 订单支付上下文；订单支付上下文 --ACL--&gt; 外部支付平台；预约/订单/会员/活动 --Event Stream--&gt; 运营分析上下文；通知上下文对其他上下文采用 Conformist 接收统一通知事件。</w:t>
             </w:r>
           </w:p>
+          <w:p>
+            <w:pPr>
+              <w:jc w:val="center"/>
+            </w:pPr>
+            <w:r>
+              <w:drawing>
+                <wp:inline xmlns:a="http://schemas.openxmlformats.org/drawingml/2006/main" xmlns:pic="http://schemas.openxmlformats.org/drawingml/2006/picture">
+                  <wp:extent cx="5349240" cy="3506724"/>
+                  <wp:docPr id="6" name="Picture 6"/>
+                  <wp:cNvGraphicFramePr>
+                    <a:graphicFrameLocks noChangeAspect="1"/>
+                  </wp:cNvGraphicFramePr>
+                  <a:graphic>
+                    <a:graphicData uri="http://schemas.openxmlformats.org/drawingml/2006/picture">
+                      <pic:pic>
+                        <pic:nvPicPr>
+                          <pic:cNvPr id="0" name="lab2_context_map.png"/>
+                          <pic:cNvPicPr/>
+                        </pic:nvPicPr>
+                        <pic:blipFill>
+                          <a:blip r:embed="rId15"/>
+                          <a:stretch>
+                            <a:fillRect/>
+                          </a:stretch>
+                        </pic:blipFill>
+                        <pic:spPr>
+                          <a:xfrm>
+                            <a:off x="0" y="0"/>
+                            <a:ext cx="5349240" cy="3506724"/>
+                          </a:xfrm>
+                          <a:prstGeom prst="rect"/>
+                        </pic:spPr>
+                      </pic:pic>
+                    </a:graphicData>
+                  </a:graphic>
+                </wp:inline>
+              </w:drawing>
+            </w:r>
+          </w:p>
+          <w:p>
+            <w:pPr>
+              <w:jc w:val="center"/>
+            </w:pPr>
+            <w:r>
+              <w:t>图2-2b 上下文映射图（Context Map）</w:t>
+            </w:r>
+          </w:p>
         </w:tc>
       </w:tr>
     </w:tbl>
